--- a/report/Report.docx
+++ b/report/Report.docx
@@ -340,18 +340,8 @@
           <w:bCs/>
           <w:lang w:bidi="ar-SY"/>
         </w:rPr>
-        <w:t xml:space="preserve">Application </w:t>
-      </w:r>
-      <w:proofErr w:type="gramStart"/>
-      <w:r>
-        <w:rPr>
-          <w:b/>
-          <w:bCs/>
-          <w:lang w:bidi="ar-SY"/>
-        </w:rPr>
-        <w:t>order</w:t>
-      </w:r>
-      <w:proofErr w:type="gramEnd"/>
+        <w:t>Application order</w:t>
+      </w:r>
       <w:r>
         <w:rPr>
           <w:lang w:bidi="ar-SY"/>
@@ -596,6 +586,7 @@
           <w:bCs/>
           <w:lang w:bidi="ar-SY"/>
         </w:rPr>
+        <w:lastRenderedPageBreak/>
         <w:t>Admission grade</w:t>
       </w:r>
       <w:r>
@@ -894,25 +885,7 @@
           <w:bCs/>
           <w:lang w:bidi="ar-SY"/>
         </w:rPr>
-        <w:t xml:space="preserve">Curricular </w:t>
-      </w:r>
-      <w:proofErr w:type="gramStart"/>
-      <w:r>
-        <w:rPr>
-          <w:b/>
-          <w:bCs/>
-          <w:lang w:bidi="ar-SY"/>
-        </w:rPr>
-        <w:t>units</w:t>
-      </w:r>
-      <w:proofErr w:type="gramEnd"/>
-      <w:r>
-        <w:rPr>
-          <w:b/>
-          <w:bCs/>
-          <w:lang w:bidi="ar-SY"/>
-        </w:rPr>
-        <w:t xml:space="preserve"> 1st </w:t>
+        <w:t xml:space="preserve">Curricular units 1st </w:t>
       </w:r>
       <w:proofErr w:type="spellStart"/>
       <w:r>
@@ -949,25 +922,7 @@
           <w:bCs/>
           <w:lang w:bidi="ar-SY"/>
         </w:rPr>
-        <w:t xml:space="preserve">Curricular </w:t>
-      </w:r>
-      <w:proofErr w:type="gramStart"/>
-      <w:r>
-        <w:rPr>
-          <w:b/>
-          <w:bCs/>
-          <w:lang w:bidi="ar-SY"/>
-        </w:rPr>
-        <w:t>units</w:t>
-      </w:r>
-      <w:proofErr w:type="gramEnd"/>
-      <w:r>
-        <w:rPr>
-          <w:b/>
-          <w:bCs/>
-          <w:lang w:bidi="ar-SY"/>
-        </w:rPr>
-        <w:t xml:space="preserve"> 1st </w:t>
+        <w:t xml:space="preserve">Curricular units 1st </w:t>
       </w:r>
       <w:proofErr w:type="spellStart"/>
       <w:r>
@@ -1004,25 +959,7 @@
           <w:bCs/>
           <w:lang w:bidi="ar-SY"/>
         </w:rPr>
-        <w:t xml:space="preserve">Curricular </w:t>
-      </w:r>
-      <w:proofErr w:type="gramStart"/>
-      <w:r>
-        <w:rPr>
-          <w:b/>
-          <w:bCs/>
-          <w:lang w:bidi="ar-SY"/>
-        </w:rPr>
-        <w:t>units</w:t>
-      </w:r>
-      <w:proofErr w:type="gramEnd"/>
-      <w:r>
-        <w:rPr>
-          <w:b/>
-          <w:bCs/>
-          <w:lang w:bidi="ar-SY"/>
-        </w:rPr>
-        <w:t xml:space="preserve"> 1st </w:t>
+        <w:t xml:space="preserve">Curricular units 1st </w:t>
       </w:r>
       <w:proofErr w:type="spellStart"/>
       <w:r>
@@ -1059,25 +996,7 @@
           <w:bCs/>
           <w:lang w:bidi="ar-SY"/>
         </w:rPr>
-        <w:t xml:space="preserve">Curricular </w:t>
-      </w:r>
-      <w:proofErr w:type="gramStart"/>
-      <w:r>
-        <w:rPr>
-          <w:b/>
-          <w:bCs/>
-          <w:lang w:bidi="ar-SY"/>
-        </w:rPr>
-        <w:t>units</w:t>
-      </w:r>
-      <w:proofErr w:type="gramEnd"/>
-      <w:r>
-        <w:rPr>
-          <w:b/>
-          <w:bCs/>
-          <w:lang w:bidi="ar-SY"/>
-        </w:rPr>
-        <w:t xml:space="preserve"> 1st </w:t>
+        <w:t xml:space="preserve">Curricular units 1st </w:t>
       </w:r>
       <w:proofErr w:type="spellStart"/>
       <w:r>
@@ -1114,25 +1033,7 @@
           <w:bCs/>
           <w:lang w:bidi="ar-SY"/>
         </w:rPr>
-        <w:t xml:space="preserve">Curricular </w:t>
-      </w:r>
-      <w:proofErr w:type="gramStart"/>
-      <w:r>
-        <w:rPr>
-          <w:b/>
-          <w:bCs/>
-          <w:lang w:bidi="ar-SY"/>
-        </w:rPr>
-        <w:t>units</w:t>
-      </w:r>
-      <w:proofErr w:type="gramEnd"/>
-      <w:r>
-        <w:rPr>
-          <w:b/>
-          <w:bCs/>
-          <w:lang w:bidi="ar-SY"/>
-        </w:rPr>
-        <w:t xml:space="preserve"> 1st </w:t>
+        <w:t xml:space="preserve">Curricular units 1st </w:t>
       </w:r>
       <w:proofErr w:type="spellStart"/>
       <w:r>
@@ -1169,25 +1070,7 @@
           <w:bCs/>
           <w:lang w:bidi="ar-SY"/>
         </w:rPr>
-        <w:t xml:space="preserve">Curricular </w:t>
-      </w:r>
-      <w:proofErr w:type="gramStart"/>
-      <w:r>
-        <w:rPr>
-          <w:b/>
-          <w:bCs/>
-          <w:lang w:bidi="ar-SY"/>
-        </w:rPr>
-        <w:t>units</w:t>
-      </w:r>
-      <w:proofErr w:type="gramEnd"/>
-      <w:r>
-        <w:rPr>
-          <w:b/>
-          <w:bCs/>
-          <w:lang w:bidi="ar-SY"/>
-        </w:rPr>
-        <w:t xml:space="preserve"> 1st </w:t>
+        <w:t xml:space="preserve">Curricular units 1st </w:t>
       </w:r>
       <w:proofErr w:type="spellStart"/>
       <w:r>
@@ -1224,25 +1107,7 @@
           <w:bCs/>
           <w:lang w:bidi="ar-SY"/>
         </w:rPr>
-        <w:t xml:space="preserve">Curricular </w:t>
-      </w:r>
-      <w:proofErr w:type="gramStart"/>
-      <w:r>
-        <w:rPr>
-          <w:b/>
-          <w:bCs/>
-          <w:lang w:bidi="ar-SY"/>
-        </w:rPr>
-        <w:t>units</w:t>
-      </w:r>
-      <w:proofErr w:type="gramEnd"/>
-      <w:r>
-        <w:rPr>
-          <w:b/>
-          <w:bCs/>
-          <w:lang w:bidi="ar-SY"/>
-        </w:rPr>
-        <w:t xml:space="preserve"> 2nd </w:t>
+        <w:t xml:space="preserve">Curricular units 2nd </w:t>
       </w:r>
       <w:proofErr w:type="spellStart"/>
       <w:r>
@@ -1279,25 +1144,7 @@
           <w:bCs/>
           <w:lang w:bidi="ar-SY"/>
         </w:rPr>
-        <w:t xml:space="preserve">Curricular </w:t>
-      </w:r>
-      <w:proofErr w:type="gramStart"/>
-      <w:r>
-        <w:rPr>
-          <w:b/>
-          <w:bCs/>
-          <w:lang w:bidi="ar-SY"/>
-        </w:rPr>
-        <w:t>units</w:t>
-      </w:r>
-      <w:proofErr w:type="gramEnd"/>
-      <w:r>
-        <w:rPr>
-          <w:b/>
-          <w:bCs/>
-          <w:lang w:bidi="ar-SY"/>
-        </w:rPr>
-        <w:t xml:space="preserve"> 2nd </w:t>
+        <w:t xml:space="preserve">Curricular units 2nd </w:t>
       </w:r>
       <w:proofErr w:type="spellStart"/>
       <w:r>
@@ -1334,25 +1181,7 @@
           <w:bCs/>
           <w:lang w:bidi="ar-SY"/>
         </w:rPr>
-        <w:t xml:space="preserve">Curricular </w:t>
-      </w:r>
-      <w:proofErr w:type="gramStart"/>
-      <w:r>
-        <w:rPr>
-          <w:b/>
-          <w:bCs/>
-          <w:lang w:bidi="ar-SY"/>
-        </w:rPr>
-        <w:t>units</w:t>
-      </w:r>
-      <w:proofErr w:type="gramEnd"/>
-      <w:r>
-        <w:rPr>
-          <w:b/>
-          <w:bCs/>
-          <w:lang w:bidi="ar-SY"/>
-        </w:rPr>
-        <w:t xml:space="preserve"> 2nd </w:t>
+        <w:t xml:space="preserve">Curricular units 2nd </w:t>
       </w:r>
       <w:proofErr w:type="spellStart"/>
       <w:r>
@@ -1389,25 +1218,7 @@
           <w:bCs/>
           <w:lang w:bidi="ar-SY"/>
         </w:rPr>
-        <w:t xml:space="preserve">Curricular </w:t>
-      </w:r>
-      <w:proofErr w:type="gramStart"/>
-      <w:r>
-        <w:rPr>
-          <w:b/>
-          <w:bCs/>
-          <w:lang w:bidi="ar-SY"/>
-        </w:rPr>
-        <w:t>units</w:t>
-      </w:r>
-      <w:proofErr w:type="gramEnd"/>
-      <w:r>
-        <w:rPr>
-          <w:b/>
-          <w:bCs/>
-          <w:lang w:bidi="ar-SY"/>
-        </w:rPr>
-        <w:t xml:space="preserve"> 2nd </w:t>
+        <w:t xml:space="preserve">Curricular units 2nd </w:t>
       </w:r>
       <w:proofErr w:type="spellStart"/>
       <w:r>
@@ -1444,25 +1255,8 @@
           <w:bCs/>
           <w:lang w:bidi="ar-SY"/>
         </w:rPr>
-        <w:t xml:space="preserve">Curricular </w:t>
-      </w:r>
-      <w:proofErr w:type="gramStart"/>
-      <w:r>
-        <w:rPr>
-          <w:b/>
-          <w:bCs/>
-          <w:lang w:bidi="ar-SY"/>
-        </w:rPr>
-        <w:t>units</w:t>
-      </w:r>
-      <w:proofErr w:type="gramEnd"/>
-      <w:r>
-        <w:rPr>
-          <w:b/>
-          <w:bCs/>
-          <w:lang w:bidi="ar-SY"/>
-        </w:rPr>
-        <w:t xml:space="preserve"> 2nd </w:t>
+        <w:lastRenderedPageBreak/>
+        <w:t xml:space="preserve">Curricular units 2nd </w:t>
       </w:r>
       <w:proofErr w:type="spellStart"/>
       <w:r>
@@ -1499,25 +1293,7 @@
           <w:bCs/>
           <w:lang w:bidi="ar-SY"/>
         </w:rPr>
-        <w:t xml:space="preserve">Curricular </w:t>
-      </w:r>
-      <w:proofErr w:type="gramStart"/>
-      <w:r>
-        <w:rPr>
-          <w:b/>
-          <w:bCs/>
-          <w:lang w:bidi="ar-SY"/>
-        </w:rPr>
-        <w:t>units</w:t>
-      </w:r>
-      <w:proofErr w:type="gramEnd"/>
-      <w:r>
-        <w:rPr>
-          <w:b/>
-          <w:bCs/>
-          <w:lang w:bidi="ar-SY"/>
-        </w:rPr>
-        <w:t xml:space="preserve"> 2nd </w:t>
+        <w:t xml:space="preserve">Curricular units 2nd </w:t>
       </w:r>
       <w:proofErr w:type="spellStart"/>
       <w:r>
@@ -3314,31 +3090,7 @@
                 <w:szCs w:val="22"/>
                 <w14:ligatures w14:val="none"/>
               </w:rPr>
-              <w:t xml:space="preserve">Curricular </w:t>
-            </w:r>
-            <w:proofErr w:type="gramStart"/>
-            <w:r>
-              <w:rPr>
-                <w:rFonts w:ascii="Aptos Narrow" w:eastAsia="Times New Roman" w:hAnsi="Aptos Narrow" w:cs="Times New Roman"/>
-                <w:color w:val="000000"/>
-                <w:kern w:val="0"/>
-                <w:sz w:val="22"/>
-                <w:szCs w:val="22"/>
-                <w14:ligatures w14:val="none"/>
-              </w:rPr>
-              <w:t>units</w:t>
-            </w:r>
-            <w:proofErr w:type="gramEnd"/>
-            <w:r>
-              <w:rPr>
-                <w:rFonts w:ascii="Aptos Narrow" w:eastAsia="Times New Roman" w:hAnsi="Aptos Narrow" w:cs="Times New Roman"/>
-                <w:color w:val="000000"/>
-                <w:kern w:val="0"/>
-                <w:sz w:val="22"/>
-                <w:szCs w:val="22"/>
-                <w14:ligatures w14:val="none"/>
-              </w:rPr>
-              <w:t xml:space="preserve"> 1st </w:t>
+              <w:t xml:space="preserve">Curricular units 1st </w:t>
             </w:r>
             <w:proofErr w:type="spellStart"/>
             <w:r>
@@ -3528,31 +3280,8 @@
                 <w:szCs w:val="22"/>
                 <w14:ligatures w14:val="none"/>
               </w:rPr>
-              <w:t xml:space="preserve">Curricular </w:t>
-            </w:r>
-            <w:proofErr w:type="gramStart"/>
-            <w:r>
-              <w:rPr>
-                <w:rFonts w:ascii="Aptos Narrow" w:eastAsia="Times New Roman" w:hAnsi="Aptos Narrow" w:cs="Times New Roman"/>
-                <w:color w:val="000000"/>
-                <w:kern w:val="0"/>
-                <w:sz w:val="22"/>
-                <w:szCs w:val="22"/>
-                <w14:ligatures w14:val="none"/>
-              </w:rPr>
-              <w:t>units</w:t>
-            </w:r>
-            <w:proofErr w:type="gramEnd"/>
-            <w:r>
-              <w:rPr>
-                <w:rFonts w:ascii="Aptos Narrow" w:eastAsia="Times New Roman" w:hAnsi="Aptos Narrow" w:cs="Times New Roman"/>
-                <w:color w:val="000000"/>
-                <w:kern w:val="0"/>
-                <w:sz w:val="22"/>
-                <w:szCs w:val="22"/>
-                <w14:ligatures w14:val="none"/>
-              </w:rPr>
-              <w:t xml:space="preserve"> 1st </w:t>
+              <w:lastRenderedPageBreak/>
+              <w:t xml:space="preserve">Curricular units 1st </w:t>
             </w:r>
             <w:proofErr w:type="spellStart"/>
             <w:r>
@@ -3741,31 +3470,7 @@
                 <w:szCs w:val="22"/>
                 <w14:ligatures w14:val="none"/>
               </w:rPr>
-              <w:t xml:space="preserve">Curricular </w:t>
-            </w:r>
-            <w:proofErr w:type="gramStart"/>
-            <w:r>
-              <w:rPr>
-                <w:rFonts w:ascii="Aptos Narrow" w:eastAsia="Times New Roman" w:hAnsi="Aptos Narrow" w:cs="Times New Roman"/>
-                <w:color w:val="000000"/>
-                <w:kern w:val="0"/>
-                <w:sz w:val="22"/>
-                <w:szCs w:val="22"/>
-                <w14:ligatures w14:val="none"/>
-              </w:rPr>
-              <w:t>units</w:t>
-            </w:r>
-            <w:proofErr w:type="gramEnd"/>
-            <w:r>
-              <w:rPr>
-                <w:rFonts w:ascii="Aptos Narrow" w:eastAsia="Times New Roman" w:hAnsi="Aptos Narrow" w:cs="Times New Roman"/>
-                <w:color w:val="000000"/>
-                <w:kern w:val="0"/>
-                <w:sz w:val="22"/>
-                <w:szCs w:val="22"/>
-                <w14:ligatures w14:val="none"/>
-              </w:rPr>
-              <w:t xml:space="preserve"> 1st </w:t>
+              <w:t xml:space="preserve">Curricular units 1st </w:t>
             </w:r>
             <w:proofErr w:type="spellStart"/>
             <w:r>
@@ -3955,31 +3660,7 @@
                 <w:szCs w:val="22"/>
                 <w14:ligatures w14:val="none"/>
               </w:rPr>
-              <w:t xml:space="preserve">Curricular </w:t>
-            </w:r>
-            <w:proofErr w:type="gramStart"/>
-            <w:r>
-              <w:rPr>
-                <w:rFonts w:ascii="Aptos Narrow" w:eastAsia="Times New Roman" w:hAnsi="Aptos Narrow" w:cs="Times New Roman"/>
-                <w:color w:val="000000"/>
-                <w:kern w:val="0"/>
-                <w:sz w:val="22"/>
-                <w:szCs w:val="22"/>
-                <w14:ligatures w14:val="none"/>
-              </w:rPr>
-              <w:t>units</w:t>
-            </w:r>
-            <w:proofErr w:type="gramEnd"/>
-            <w:r>
-              <w:rPr>
-                <w:rFonts w:ascii="Aptos Narrow" w:eastAsia="Times New Roman" w:hAnsi="Aptos Narrow" w:cs="Times New Roman"/>
-                <w:color w:val="000000"/>
-                <w:kern w:val="0"/>
-                <w:sz w:val="22"/>
-                <w:szCs w:val="22"/>
-                <w14:ligatures w14:val="none"/>
-              </w:rPr>
-              <w:t xml:space="preserve"> 1st </w:t>
+              <w:t xml:space="preserve">Curricular units 1st </w:t>
             </w:r>
             <w:proofErr w:type="spellStart"/>
             <w:r>
@@ -4168,31 +3849,7 @@
                 <w:szCs w:val="22"/>
                 <w14:ligatures w14:val="none"/>
               </w:rPr>
-              <w:t xml:space="preserve">Curricular </w:t>
-            </w:r>
-            <w:proofErr w:type="gramStart"/>
-            <w:r>
-              <w:rPr>
-                <w:rFonts w:ascii="Aptos Narrow" w:eastAsia="Times New Roman" w:hAnsi="Aptos Narrow" w:cs="Times New Roman"/>
-                <w:color w:val="000000"/>
-                <w:kern w:val="0"/>
-                <w:sz w:val="22"/>
-                <w:szCs w:val="22"/>
-                <w14:ligatures w14:val="none"/>
-              </w:rPr>
-              <w:t>units</w:t>
-            </w:r>
-            <w:proofErr w:type="gramEnd"/>
-            <w:r>
-              <w:rPr>
-                <w:rFonts w:ascii="Aptos Narrow" w:eastAsia="Times New Roman" w:hAnsi="Aptos Narrow" w:cs="Times New Roman"/>
-                <w:color w:val="000000"/>
-                <w:kern w:val="0"/>
-                <w:sz w:val="22"/>
-                <w:szCs w:val="22"/>
-                <w14:ligatures w14:val="none"/>
-              </w:rPr>
-              <w:t xml:space="preserve"> 1st </w:t>
+              <w:t xml:space="preserve">Curricular units 1st </w:t>
             </w:r>
             <w:proofErr w:type="spellStart"/>
             <w:r>
@@ -4382,31 +4039,7 @@
                 <w:szCs w:val="22"/>
                 <w14:ligatures w14:val="none"/>
               </w:rPr>
-              <w:t xml:space="preserve">Curricular </w:t>
-            </w:r>
-            <w:proofErr w:type="gramStart"/>
-            <w:r>
-              <w:rPr>
-                <w:rFonts w:ascii="Aptos Narrow" w:eastAsia="Times New Roman" w:hAnsi="Aptos Narrow" w:cs="Times New Roman"/>
-                <w:color w:val="000000"/>
-                <w:kern w:val="0"/>
-                <w:sz w:val="22"/>
-                <w:szCs w:val="22"/>
-                <w14:ligatures w14:val="none"/>
-              </w:rPr>
-              <w:t>units</w:t>
-            </w:r>
-            <w:proofErr w:type="gramEnd"/>
-            <w:r>
-              <w:rPr>
-                <w:rFonts w:ascii="Aptos Narrow" w:eastAsia="Times New Roman" w:hAnsi="Aptos Narrow" w:cs="Times New Roman"/>
-                <w:color w:val="000000"/>
-                <w:kern w:val="0"/>
-                <w:sz w:val="22"/>
-                <w:szCs w:val="22"/>
-                <w14:ligatures w14:val="none"/>
-              </w:rPr>
-              <w:t xml:space="preserve"> 1st </w:t>
+              <w:t xml:space="preserve">Curricular units 1st </w:t>
             </w:r>
             <w:proofErr w:type="spellStart"/>
             <w:r>
@@ -4595,31 +4228,7 @@
                 <w:szCs w:val="22"/>
                 <w14:ligatures w14:val="none"/>
               </w:rPr>
-              <w:t xml:space="preserve">Curricular </w:t>
-            </w:r>
-            <w:proofErr w:type="gramStart"/>
-            <w:r>
-              <w:rPr>
-                <w:rFonts w:ascii="Aptos Narrow" w:eastAsia="Times New Roman" w:hAnsi="Aptos Narrow" w:cs="Times New Roman"/>
-                <w:color w:val="000000"/>
-                <w:kern w:val="0"/>
-                <w:sz w:val="22"/>
-                <w:szCs w:val="22"/>
-                <w14:ligatures w14:val="none"/>
-              </w:rPr>
-              <w:t>units</w:t>
-            </w:r>
-            <w:proofErr w:type="gramEnd"/>
-            <w:r>
-              <w:rPr>
-                <w:rFonts w:ascii="Aptos Narrow" w:eastAsia="Times New Roman" w:hAnsi="Aptos Narrow" w:cs="Times New Roman"/>
-                <w:color w:val="000000"/>
-                <w:kern w:val="0"/>
-                <w:sz w:val="22"/>
-                <w:szCs w:val="22"/>
-                <w14:ligatures w14:val="none"/>
-              </w:rPr>
-              <w:t xml:space="preserve"> 2nd </w:t>
+              <w:t xml:space="preserve">Curricular units 2nd </w:t>
             </w:r>
             <w:proofErr w:type="spellStart"/>
             <w:r>
@@ -4809,31 +4418,7 @@
                 <w:szCs w:val="22"/>
                 <w14:ligatures w14:val="none"/>
               </w:rPr>
-              <w:t xml:space="preserve">Curricular </w:t>
-            </w:r>
-            <w:proofErr w:type="gramStart"/>
-            <w:r>
-              <w:rPr>
-                <w:rFonts w:ascii="Aptos Narrow" w:eastAsia="Times New Roman" w:hAnsi="Aptos Narrow" w:cs="Times New Roman"/>
-                <w:color w:val="000000"/>
-                <w:kern w:val="0"/>
-                <w:sz w:val="22"/>
-                <w:szCs w:val="22"/>
-                <w14:ligatures w14:val="none"/>
-              </w:rPr>
-              <w:t>units</w:t>
-            </w:r>
-            <w:proofErr w:type="gramEnd"/>
-            <w:r>
-              <w:rPr>
-                <w:rFonts w:ascii="Aptos Narrow" w:eastAsia="Times New Roman" w:hAnsi="Aptos Narrow" w:cs="Times New Roman"/>
-                <w:color w:val="000000"/>
-                <w:kern w:val="0"/>
-                <w:sz w:val="22"/>
-                <w:szCs w:val="22"/>
-                <w14:ligatures w14:val="none"/>
-              </w:rPr>
-              <w:t xml:space="preserve"> 2nd </w:t>
+              <w:t xml:space="preserve">Curricular units 2nd </w:t>
             </w:r>
             <w:proofErr w:type="spellStart"/>
             <w:r>
@@ -5022,31 +4607,7 @@
                 <w:szCs w:val="22"/>
                 <w14:ligatures w14:val="none"/>
               </w:rPr>
-              <w:t xml:space="preserve">Curricular </w:t>
-            </w:r>
-            <w:proofErr w:type="gramStart"/>
-            <w:r>
-              <w:rPr>
-                <w:rFonts w:ascii="Aptos Narrow" w:eastAsia="Times New Roman" w:hAnsi="Aptos Narrow" w:cs="Times New Roman"/>
-                <w:color w:val="000000"/>
-                <w:kern w:val="0"/>
-                <w:sz w:val="22"/>
-                <w:szCs w:val="22"/>
-                <w14:ligatures w14:val="none"/>
-              </w:rPr>
-              <w:t>units</w:t>
-            </w:r>
-            <w:proofErr w:type="gramEnd"/>
-            <w:r>
-              <w:rPr>
-                <w:rFonts w:ascii="Aptos Narrow" w:eastAsia="Times New Roman" w:hAnsi="Aptos Narrow" w:cs="Times New Roman"/>
-                <w:color w:val="000000"/>
-                <w:kern w:val="0"/>
-                <w:sz w:val="22"/>
-                <w:szCs w:val="22"/>
-                <w14:ligatures w14:val="none"/>
-              </w:rPr>
-              <w:t xml:space="preserve"> 2nd </w:t>
+              <w:t xml:space="preserve">Curricular units 2nd </w:t>
             </w:r>
             <w:proofErr w:type="spellStart"/>
             <w:r>
@@ -5236,31 +4797,7 @@
                 <w:szCs w:val="22"/>
                 <w14:ligatures w14:val="none"/>
               </w:rPr>
-              <w:t xml:space="preserve">Curricular </w:t>
-            </w:r>
-            <w:proofErr w:type="gramStart"/>
-            <w:r>
-              <w:rPr>
-                <w:rFonts w:ascii="Aptos Narrow" w:eastAsia="Times New Roman" w:hAnsi="Aptos Narrow" w:cs="Times New Roman"/>
-                <w:color w:val="000000"/>
-                <w:kern w:val="0"/>
-                <w:sz w:val="22"/>
-                <w:szCs w:val="22"/>
-                <w14:ligatures w14:val="none"/>
-              </w:rPr>
-              <w:t>units</w:t>
-            </w:r>
-            <w:proofErr w:type="gramEnd"/>
-            <w:r>
-              <w:rPr>
-                <w:rFonts w:ascii="Aptos Narrow" w:eastAsia="Times New Roman" w:hAnsi="Aptos Narrow" w:cs="Times New Roman"/>
-                <w:color w:val="000000"/>
-                <w:kern w:val="0"/>
-                <w:sz w:val="22"/>
-                <w:szCs w:val="22"/>
-                <w14:ligatures w14:val="none"/>
-              </w:rPr>
-              <w:t xml:space="preserve"> 2nd </w:t>
+              <w:t xml:space="preserve">Curricular units 2nd </w:t>
             </w:r>
             <w:proofErr w:type="spellStart"/>
             <w:r>
@@ -5449,31 +4986,7 @@
                 <w:szCs w:val="22"/>
                 <w14:ligatures w14:val="none"/>
               </w:rPr>
-              <w:t xml:space="preserve">Curricular </w:t>
-            </w:r>
-            <w:proofErr w:type="gramStart"/>
-            <w:r>
-              <w:rPr>
-                <w:rFonts w:ascii="Aptos Narrow" w:eastAsia="Times New Roman" w:hAnsi="Aptos Narrow" w:cs="Times New Roman"/>
-                <w:color w:val="000000"/>
-                <w:kern w:val="0"/>
-                <w:sz w:val="22"/>
-                <w:szCs w:val="22"/>
-                <w14:ligatures w14:val="none"/>
-              </w:rPr>
-              <w:t>units</w:t>
-            </w:r>
-            <w:proofErr w:type="gramEnd"/>
-            <w:r>
-              <w:rPr>
-                <w:rFonts w:ascii="Aptos Narrow" w:eastAsia="Times New Roman" w:hAnsi="Aptos Narrow" w:cs="Times New Roman"/>
-                <w:color w:val="000000"/>
-                <w:kern w:val="0"/>
-                <w:sz w:val="22"/>
-                <w:szCs w:val="22"/>
-                <w14:ligatures w14:val="none"/>
-              </w:rPr>
-              <w:t xml:space="preserve"> 2nd </w:t>
+              <w:t xml:space="preserve">Curricular units 2nd </w:t>
             </w:r>
             <w:proofErr w:type="spellStart"/>
             <w:r>
@@ -5663,31 +5176,7 @@
                 <w:szCs w:val="22"/>
                 <w14:ligatures w14:val="none"/>
               </w:rPr>
-              <w:t xml:space="preserve">Curricular </w:t>
-            </w:r>
-            <w:proofErr w:type="gramStart"/>
-            <w:r>
-              <w:rPr>
-                <w:rFonts w:ascii="Aptos Narrow" w:eastAsia="Times New Roman" w:hAnsi="Aptos Narrow" w:cs="Times New Roman"/>
-                <w:color w:val="000000"/>
-                <w:kern w:val="0"/>
-                <w:sz w:val="22"/>
-                <w:szCs w:val="22"/>
-                <w14:ligatures w14:val="none"/>
-              </w:rPr>
-              <w:t>units</w:t>
-            </w:r>
-            <w:proofErr w:type="gramEnd"/>
-            <w:r>
-              <w:rPr>
-                <w:rFonts w:ascii="Aptos Narrow" w:eastAsia="Times New Roman" w:hAnsi="Aptos Narrow" w:cs="Times New Roman"/>
-                <w:color w:val="000000"/>
-                <w:kern w:val="0"/>
-                <w:sz w:val="22"/>
-                <w:szCs w:val="22"/>
-                <w14:ligatures w14:val="none"/>
-              </w:rPr>
-              <w:t xml:space="preserve"> 2nd </w:t>
+              <w:t xml:space="preserve">Curricular units 2nd </w:t>
             </w:r>
             <w:proofErr w:type="spellStart"/>
             <w:r>
@@ -5942,6 +5431,7 @@
           <w:bCs/>
           <w:lang w:bidi="ar-SY"/>
         </w:rPr>
+        <w:lastRenderedPageBreak/>
         <w:t>Distribution of the Target:</w:t>
       </w:r>
       <w:r>
@@ -6137,6 +5627,7 @@
         <w:rPr>
           <w:lang w:bidi="ar-SY"/>
         </w:rPr>
+        <w:lastRenderedPageBreak/>
         <w:t>700+ students enrolled in the Nursing course</w:t>
       </w:r>
     </w:p>
@@ -6468,6 +5959,7 @@
           <w:noProof/>
           <w:lang w:bidi="ar-SY"/>
         </w:rPr>
+        <w:lastRenderedPageBreak/>
         <w:drawing>
           <wp:inline distT="0" distB="0" distL="0" distR="0" wp14:anchorId="1B87A120" wp14:editId="0D2E6538">
             <wp:extent cx="5486400" cy="3291840"/>
@@ -6595,6 +6087,7 @@
           <w:noProof/>
           <w:lang w:bidi="ar-SY"/>
         </w:rPr>
+        <w:lastRenderedPageBreak/>
         <w:drawing>
           <wp:inline distT="0" distB="0" distL="0" distR="0" wp14:anchorId="0C3AA7E6" wp14:editId="10EDEFD0">
             <wp:extent cx="4937760" cy="8229600"/>
@@ -6664,6 +6157,7 @@
           <w:bCs/>
           <w:lang w:bidi="ar-SY"/>
         </w:rPr>
+        <w:lastRenderedPageBreak/>
         <w:t>Outliers</w:t>
       </w:r>
       <w:r>
@@ -7377,6 +6871,7 @@
         <w:rPr>
           <w:lang w:bidi="ar-SY"/>
         </w:rPr>
+        <w:lastRenderedPageBreak/>
         <w:t xml:space="preserve">It contains: </w:t>
       </w:r>
     </w:p>
@@ -7564,6 +7059,7 @@
         <w:rPr>
           <w:lang w:bidi="ar-SY"/>
         </w:rPr>
+        <w:lastRenderedPageBreak/>
         <w:t xml:space="preserve">Whereas for scholarship: </w:t>
       </w:r>
       <w:r>
@@ -7819,22 +7315,8 @@
         <w:rPr>
           <w:lang w:bidi="ar-SY"/>
         </w:rPr>
-        <w:t xml:space="preserve"> columns to </w:t>
-      </w:r>
-      <w:proofErr w:type="gramStart"/>
-      <w:r>
-        <w:rPr>
-          <w:lang w:bidi="ar-SY"/>
-        </w:rPr>
-        <w:t>0)</w:t>
-      </w:r>
-      <w:r>
-        <w:rPr>
-          <w:lang w:bidi="ar-SY"/>
-        </w:rPr>
-        <w:t>\</w:t>
-      </w:r>
-      <w:proofErr w:type="gramEnd"/>
+        <w:t xml:space="preserve"> columns to 0)</w:t>
+      </w:r>
       <w:r>
         <w:rPr>
           <w:lang w:bidi="ar-SY"/>
@@ -8012,6 +7494,7 @@
           <w:bCs/>
           <w:lang w:bidi="ar-SY"/>
         </w:rPr>
+        <w:lastRenderedPageBreak/>
         <w:t xml:space="preserve">The output result of the modelling is as </w:t>
       </w:r>
       <w:r>
